--- a/ECT 4440/guarinoVRProjectPitch.docx
+++ b/ECT 4440/guarinoVRProjectPitch.docx
@@ -162,7 +162,15 @@
       </w:r>
       <w:proofErr w:type="spellEnd"/>
       <w:r>
-        <w:t xml:space="preserve"> is serving as a reference for designing conversations with the characters. The current plan is to design the following:</w:t>
+        <w:t xml:space="preserve"> </w:t>
+      </w:r>
+      <w:proofErr w:type="gramStart"/>
+      <w:r>
+        <w:t>is serving</w:t>
+      </w:r>
+      <w:proofErr w:type="gramEnd"/>
+      <w:r>
+        <w:t xml:space="preserve"> as a reference for designing conversations with the characters. The current plan is to design the following:</w:t>
       </w:r>
     </w:p>
     <w:p>
@@ -301,7 +309,15 @@
     </w:p>
     <w:p>
       <w:r>
-        <w:t>This project in its end-state will be shared via publishing to Steam and marketed via Twitch.</w:t>
+        <w:t xml:space="preserve">This project in its </w:t>
+      </w:r>
+      <w:proofErr w:type="gramStart"/>
+      <w:r>
+        <w:t>end-state</w:t>
+      </w:r>
+      <w:proofErr w:type="gramEnd"/>
+      <w:r>
+        <w:t xml:space="preserve"> will be shared via publishing to Steam and marketed via Twitch.</w:t>
       </w:r>
     </w:p>
     <w:p>
@@ -330,33 +346,94 @@
       </w:r>
     </w:p>
     <w:p>
-      <w:r>
-        <w:t xml:space="preserve">Some </w:t>
-      </w:r>
-      <w:r>
-        <w:t>Floyed Character Art Attached</w:t>
-      </w:r>
-    </w:p>
-    <w:p>
       <w:pPr>
         <w:rPr>
           <w:noProof/>
         </w:rPr>
       </w:pPr>
-    </w:p>
-    <w:p>
-      <w:pPr>
+      <w:r>
         <w:rPr>
           <w:noProof/>
         </w:rPr>
-      </w:pPr>
+        <w:t>My Conversation Template (draw.io Snippet)</w:t>
+      </w:r>
+    </w:p>
+    <w:p>
       <w:r>
         <w:rPr>
           <w:noProof/>
         </w:rPr>
         <w:drawing>
-          <wp:inline distT="0" distB="0" distL="0" distR="0" wp14:anchorId="309DD18D" wp14:editId="0E70EF57">
-            <wp:extent cx="2305050" cy="4405361"/>
+          <wp:inline distT="0" distB="0" distL="0" distR="0" wp14:anchorId="5EE6532E" wp14:editId="6C172DF8">
+            <wp:extent cx="5943600" cy="3154045"/>
+            <wp:effectExtent l="0" t="0" r="0" b="8255"/>
+            <wp:docPr id="1495769725" name="Picture 1"/>
+            <wp:cNvGraphicFramePr>
+              <a:graphicFrameLocks xmlns:a="http://schemas.openxmlformats.org/drawingml/2006/main" noChangeAspect="1"/>
+            </wp:cNvGraphicFramePr>
+            <a:graphic xmlns:a="http://schemas.openxmlformats.org/drawingml/2006/main">
+              <a:graphicData uri="http://schemas.openxmlformats.org/drawingml/2006/picture">
+                <pic:pic xmlns:pic="http://schemas.openxmlformats.org/drawingml/2006/picture">
+                  <pic:nvPicPr>
+                    <pic:cNvPr id="1495769725" name="Picture 1495769725"/>
+                    <pic:cNvPicPr/>
+                  </pic:nvPicPr>
+                  <pic:blipFill>
+                    <a:blip r:embed="rId5">
+                      <a:extLst>
+                        <a:ext uri="{28A0092B-C50C-407E-A947-70E740481C1C}">
+                          <a14:useLocalDpi xmlns:a14="http://schemas.microsoft.com/office/drawing/2010/main" val="0"/>
+                        </a:ext>
+                      </a:extLst>
+                    </a:blip>
+                    <a:stretch>
+                      <a:fillRect/>
+                    </a:stretch>
+                  </pic:blipFill>
+                  <pic:spPr>
+                    <a:xfrm>
+                      <a:off x="0" y="0"/>
+                      <a:ext cx="5943600" cy="3154045"/>
+                    </a:xfrm>
+                    <a:prstGeom prst="rect">
+                      <a:avLst/>
+                    </a:prstGeom>
+                  </pic:spPr>
+                </pic:pic>
+              </a:graphicData>
+            </a:graphic>
+          </wp:inline>
+        </w:drawing>
+      </w:r>
+    </w:p>
+    <w:p>
+      <w:r>
+        <w:t xml:space="preserve">Some </w:t>
+      </w:r>
+      <w:r>
+        <w:t>Floyed Character Art Attached</w:t>
+      </w:r>
+    </w:p>
+    <w:p>
+      <w:pPr>
+        <w:rPr>
+          <w:noProof/>
+        </w:rPr>
+      </w:pPr>
+    </w:p>
+    <w:p>
+      <w:pPr>
+        <w:rPr>
+          <w:noProof/>
+        </w:rPr>
+      </w:pPr>
+      <w:r>
+        <w:rPr>
+          <w:noProof/>
+        </w:rPr>
+        <w:drawing>
+          <wp:inline distT="0" distB="0" distL="0" distR="0" wp14:anchorId="309DD18D" wp14:editId="688438C4">
+            <wp:extent cx="1828800" cy="3495163"/>
             <wp:effectExtent l="0" t="0" r="0" b="0"/>
             <wp:docPr id="319017626" name="Picture 6"/>
             <wp:cNvGraphicFramePr>
@@ -370,7 +447,7 @@
                     <pic:cNvPicPr/>
                   </pic:nvPicPr>
                   <pic:blipFill rotWithShape="1">
-                    <a:blip r:embed="rId5" cstate="print">
+                    <a:blip r:embed="rId6" cstate="print">
                       <a:extLst>
                         <a:ext uri="{28A0092B-C50C-407E-A947-70E740481C1C}">
                           <a14:useLocalDpi xmlns:a14="http://schemas.microsoft.com/office/drawing/2010/main" val="0"/>
@@ -385,7 +462,7 @@
                   <pic:spPr bwMode="auto">
                     <a:xfrm>
                       <a:off x="0" y="0"/>
-                      <a:ext cx="2305050" cy="4405361"/>
+                      <a:ext cx="1828800" cy="3495163"/>
                     </a:xfrm>
                     <a:prstGeom prst="rect">
                       <a:avLst/>
@@ -405,21 +482,14 @@
           </wp:inline>
         </w:drawing>
       </w:r>
-    </w:p>
-    <w:p>
-      <w:pPr>
-        <w:rPr>
-          <w:noProof/>
-        </w:rPr>
-      </w:pPr>
       <w:r>
         <w:rPr>
           <w:noProof/>
         </w:rPr>
         <w:drawing>
-          <wp:inline distT="0" distB="0" distL="0" distR="0" wp14:anchorId="26E66E23" wp14:editId="295435C1">
-            <wp:extent cx="2480028" cy="2466975"/>
-            <wp:effectExtent l="0" t="0" r="0" b="0"/>
+          <wp:inline distT="0" distB="0" distL="0" distR="0" wp14:anchorId="0CD2433C" wp14:editId="3B5C8C6E">
+            <wp:extent cx="1837944" cy="1828271"/>
+            <wp:effectExtent l="0" t="0" r="0" b="635"/>
             <wp:docPr id="1186369933" name="Picture 5"/>
             <wp:cNvGraphicFramePr>
               <a:graphicFrameLocks xmlns:a="http://schemas.openxmlformats.org/drawingml/2006/main" noChangeAspect="1"/>
@@ -432,7 +502,7 @@
                     <pic:cNvPicPr/>
                   </pic:nvPicPr>
                   <pic:blipFill rotWithShape="1">
-                    <a:blip r:embed="rId6" cstate="print">
+                    <a:blip r:embed="rId7" cstate="print">
                       <a:extLst>
                         <a:ext uri="{28A0092B-C50C-407E-A947-70E740481C1C}">
                           <a14:useLocalDpi xmlns:a14="http://schemas.microsoft.com/office/drawing/2010/main" val="0"/>
@@ -447,7 +517,7 @@
                   <pic:spPr bwMode="auto">
                     <a:xfrm>
                       <a:off x="0" y="0"/>
-                      <a:ext cx="2482080" cy="2469016"/>
+                      <a:ext cx="1837944" cy="1828271"/>
                     </a:xfrm>
                     <a:prstGeom prst="rect">
                       <a:avLst/>
@@ -472,9 +542,9 @@
           <w:noProof/>
         </w:rPr>
         <w:drawing>
-          <wp:inline distT="0" distB="0" distL="0" distR="0" wp14:anchorId="4FF807D2" wp14:editId="3E499E8C">
-            <wp:extent cx="2399754" cy="2561590"/>
-            <wp:effectExtent l="0" t="0" r="0" b="0"/>
+          <wp:inline distT="0" distB="0" distL="0" distR="0" wp14:anchorId="35FC48BD" wp14:editId="64416214">
+            <wp:extent cx="1713260" cy="1828800"/>
+            <wp:effectExtent l="0" t="0" r="1270" b="0"/>
             <wp:docPr id="176590303" name="Picture 4"/>
             <wp:cNvGraphicFramePr>
               <a:graphicFrameLocks xmlns:a="http://schemas.openxmlformats.org/drawingml/2006/main" noChangeAspect="1"/>
@@ -487,7 +557,7 @@
                     <pic:cNvPicPr/>
                   </pic:nvPicPr>
                   <pic:blipFill rotWithShape="1">
-                    <a:blip r:embed="rId7" cstate="print">
+                    <a:blip r:embed="rId8" cstate="print">
                       <a:extLst>
                         <a:ext uri="{28A0092B-C50C-407E-A947-70E740481C1C}">
                           <a14:useLocalDpi xmlns:a14="http://schemas.microsoft.com/office/drawing/2010/main" val="0"/>
@@ -502,7 +572,7 @@
                   <pic:spPr bwMode="auto">
                     <a:xfrm>
                       <a:off x="0" y="0"/>
-                      <a:ext cx="2400349" cy="2562225"/>
+                      <a:ext cx="1713260" cy="1828800"/>
                     </a:xfrm>
                     <a:prstGeom prst="rect">
                       <a:avLst/>
@@ -1371,6 +1441,7 @@
   <w:style w:type="character" w:default="1" w:styleId="DefaultParagraphFont">
     <w:name w:val="Default Paragraph Font"/>
     <w:uiPriority w:val="1"/>
+    <w:semiHidden/>
     <w:unhideWhenUsed/>
   </w:style>
   <w:style w:type="table" w:default="1" w:styleId="TableNormal">
